--- a/assets/plantilla/Conformidad Sanitaria De Ocupación De Empresas, Colegios.docx
+++ b/assets/plantilla/Conformidad Sanitaria De Ocupación De Empresas, Colegios.docx
@@ -129,23 +129,7 @@
           <w:sz w:val="20"/>
           <w:szCs w:val="20"/>
         </w:rPr>
-        <w:t xml:space="preserve"> solicitar ante su despacho </w:t>
-      </w:r>
-      <w:proofErr w:type="gramStart"/>
-      <w:r>
-        <w:rPr>
-          <w:sz w:val="20"/>
-          <w:szCs w:val="20"/>
-        </w:rPr>
-        <w:t>la :</w:t>
-      </w:r>
-      <w:proofErr w:type="gramEnd"/>
-      <w:r>
-        <w:rPr>
-          <w:sz w:val="20"/>
-          <w:szCs w:val="20"/>
-        </w:rPr>
-        <w:t xml:space="preserve"> </w:t>
+        <w:t xml:space="preserve"> solicitar ante su despacho la : </w:t>
       </w:r>
       <w:sdt>
         <w:sdtPr>
@@ -205,23 +189,7 @@
           <w:sz w:val="20"/>
           <w:szCs w:val="20"/>
         </w:rPr>
-        <w:t>ción del establecimiento (</w:t>
-      </w:r>
-      <w:proofErr w:type="spellStart"/>
-      <w:r>
-        <w:rPr>
-          <w:sz w:val="20"/>
-          <w:szCs w:val="20"/>
-        </w:rPr>
-        <w:t>CSO</w:t>
-      </w:r>
-      <w:proofErr w:type="spellEnd"/>
-      <w:r>
-        <w:rPr>
-          <w:sz w:val="20"/>
-          <w:szCs w:val="20"/>
-        </w:rPr>
-        <w:t xml:space="preserve">): </w:t>
+        <w:t xml:space="preserve">ción del establecimiento (CSO): </w:t>
       </w:r>
       <w:sdt>
         <w:sdtPr>
@@ -277,7 +245,6 @@
         </w:rPr>
         <w:t xml:space="preserve"> </w:t>
       </w:r>
-      <w:proofErr w:type="gramStart"/>
       <w:r>
         <w:rPr>
           <w:sz w:val="20"/>
@@ -290,15 +257,7 @@
           <w:sz w:val="20"/>
           <w:szCs w:val="20"/>
         </w:rPr>
-        <w:t>cuyo</w:t>
-      </w:r>
-      <w:proofErr w:type="gramEnd"/>
-      <w:r>
-        <w:rPr>
-          <w:sz w:val="20"/>
-          <w:szCs w:val="20"/>
-        </w:rPr>
-        <w:t xml:space="preserve"> Rif: </w:t>
+        <w:t xml:space="preserve">cuyo Rif: </w:t>
       </w:r>
       <w:sdt>
         <w:sdtPr>
@@ -385,37 +344,12 @@
         </w:rPr>
         <w:t xml:space="preserve"> </w:t>
       </w:r>
-      <w:proofErr w:type="spellStart"/>
-      <w:r>
-        <w:rPr>
-          <w:sz w:val="20"/>
-          <w:szCs w:val="20"/>
-        </w:rPr>
-        <w:t>C.</w:t>
-      </w:r>
-      <w:proofErr w:type="gramStart"/>
-      <w:r>
-        <w:rPr>
-          <w:sz w:val="20"/>
-          <w:szCs w:val="20"/>
-        </w:rPr>
-        <w:t>I.N</w:t>
-      </w:r>
-      <w:proofErr w:type="gramEnd"/>
-      <w:r>
-        <w:rPr>
-          <w:sz w:val="20"/>
-          <w:szCs w:val="20"/>
-        </w:rPr>
-        <w:t>°</w:t>
-      </w:r>
-      <w:proofErr w:type="spellEnd"/>
-      <w:r>
-        <w:rPr>
-          <w:sz w:val="20"/>
-          <w:szCs w:val="20"/>
-        </w:rPr>
-        <w:t>:</w:t>
+      <w:r>
+        <w:rPr>
+          <w:sz w:val="20"/>
+          <w:szCs w:val="20"/>
+        </w:rPr>
+        <w:t>C.I.N°:</w:t>
       </w:r>
       <w:r>
         <w:rPr>
@@ -548,63 +482,172 @@
       <w:r>
         <w:rPr>
           <w:noProof/>
-          <w:lang w:val="en-US"/>
-        </w:rPr>
-        <w:drawing>
-          <wp:anchor distT="0" distB="0" distL="114300" distR="114300" simplePos="0" relativeHeight="251658240" behindDoc="0" locked="0" layoutInCell="1" allowOverlap="1" wp14:anchorId="37CAA9F5" wp14:editId="19724671">
-            <wp:simplePos x="0" y="0"/>
-            <wp:positionH relativeFrom="column">
-              <wp:posOffset>-701040</wp:posOffset>
-            </wp:positionH>
-            <wp:positionV relativeFrom="paragraph">
-              <wp:posOffset>238761</wp:posOffset>
-            </wp:positionV>
-            <wp:extent cx="7762875" cy="6743700"/>
-            <wp:effectExtent l="0" t="0" r="9525" b="0"/>
-            <wp:wrapNone/>
-            <wp:docPr id="13" name="Imagen 13"/>
-            <wp:cNvGraphicFramePr>
-              <a:graphicFrameLocks xmlns:a="http://schemas.openxmlformats.org/drawingml/2006/main" noChangeAspect="1"/>
-            </wp:cNvGraphicFramePr>
-            <a:graphic xmlns:a="http://schemas.openxmlformats.org/drawingml/2006/main">
-              <a:graphicData uri="http://schemas.openxmlformats.org/drawingml/2006/picture">
-                <pic:pic xmlns:pic="http://schemas.openxmlformats.org/drawingml/2006/picture">
-                  <pic:nvPicPr>
-                    <pic:cNvPr id="13" name="Imagen 13"/>
-                    <pic:cNvPicPr/>
-                  </pic:nvPicPr>
-                  <pic:blipFill>
-                    <a:blip r:embed="rId5">
-                      <a:extLst>
-                        <a:ext uri="{28A0092B-C50C-407E-A947-70E740481C1C}">
-                          <a14:useLocalDpi xmlns:a14="http://schemas.microsoft.com/office/drawing/2010/main" val="0"/>
-                        </a:ext>
-                      </a:extLst>
-                    </a:blip>
-                    <a:stretch>
-                      <a:fillRect/>
-                    </a:stretch>
-                  </pic:blipFill>
-                  <pic:spPr>
-                    <a:xfrm>
-                      <a:off x="0" y="0"/>
-                      <a:ext cx="7762875" cy="6743700"/>
-                    </a:xfrm>
-                    <a:prstGeom prst="rect">
-                      <a:avLst/>
-                    </a:prstGeom>
-                  </pic:spPr>
-                </pic:pic>
-              </a:graphicData>
-            </a:graphic>
-            <wp14:sizeRelH relativeFrom="margin">
-              <wp14:pctWidth>0</wp14:pctWidth>
-            </wp14:sizeRelH>
-            <wp14:sizeRelV relativeFrom="margin">
-              <wp14:pctHeight>0</wp14:pctHeight>
-            </wp14:sizeRelV>
-          </wp:anchor>
-        </w:drawing>
+        </w:rPr>
+        <mc:AlternateContent>
+          <mc:Choice Requires="wpg">
+            <w:drawing>
+              <wp:anchor distT="0" distB="0" distL="114300" distR="114300" simplePos="0" relativeHeight="251660288" behindDoc="0" locked="0" layoutInCell="1" allowOverlap="1" wp14:anchorId="7626E038" wp14:editId="74EF435F">
+                <wp:simplePos x="0" y="0"/>
+                <wp:positionH relativeFrom="column">
+                  <wp:posOffset>-698825</wp:posOffset>
+                </wp:positionH>
+                <wp:positionV relativeFrom="paragraph">
+                  <wp:posOffset>234330</wp:posOffset>
+                </wp:positionV>
+                <wp:extent cx="7762875" cy="7272079"/>
+                <wp:effectExtent l="0" t="0" r="9525" b="5080"/>
+                <wp:wrapNone/>
+                <wp:docPr id="1457668731" name="Grupo 2"/>
+                <wp:cNvGraphicFramePr/>
+                <a:graphic xmlns:a="http://schemas.openxmlformats.org/drawingml/2006/main">
+                  <a:graphicData uri="http://schemas.microsoft.com/office/word/2010/wordprocessingGroup">
+                    <wpg:wgp>
+                      <wpg:cNvGrpSpPr/>
+                      <wpg:grpSpPr>
+                        <a:xfrm>
+                          <a:off x="0" y="0"/>
+                          <a:ext cx="7762875" cy="7272079"/>
+                          <a:chOff x="0" y="0"/>
+                          <a:chExt cx="7762875" cy="7272079"/>
+                        </a:xfrm>
+                      </wpg:grpSpPr>
+                      <pic:pic xmlns:pic="http://schemas.openxmlformats.org/drawingml/2006/picture">
+                        <pic:nvPicPr>
+                          <pic:cNvPr id="192259157" name="Imagen 13"/>
+                          <pic:cNvPicPr>
+                            <a:picLocks noChangeAspect="1"/>
+                          </pic:cNvPicPr>
+                        </pic:nvPicPr>
+                        <pic:blipFill>
+                          <a:blip r:embed="rId5">
+                            <a:extLst>
+                              <a:ext uri="{28A0092B-C50C-407E-A947-70E740481C1C}">
+                                <a14:useLocalDpi xmlns:a14="http://schemas.microsoft.com/office/drawing/2010/main" val="0"/>
+                              </a:ext>
+                            </a:extLst>
+                          </a:blip>
+                          <a:stretch>
+                            <a:fillRect/>
+                          </a:stretch>
+                        </pic:blipFill>
+                        <pic:spPr>
+                          <a:xfrm>
+                            <a:off x="0" y="0"/>
+                            <a:ext cx="7762875" cy="6743700"/>
+                          </a:xfrm>
+                          <a:prstGeom prst="rect">
+                            <a:avLst/>
+                          </a:prstGeom>
+                        </pic:spPr>
+                      </pic:pic>
+                      <wps:wsp>
+                        <wps:cNvPr id="111075912" name="Cuadro de texto 1"/>
+                        <wps:cNvSpPr txBox="1">
+                          <a:spLocks noChangeArrowheads="1"/>
+                        </wps:cNvSpPr>
+                        <wps:spPr bwMode="auto">
+                          <a:xfrm>
+                            <a:off x="648586" y="6687879"/>
+                            <a:ext cx="6549390" cy="584200"/>
+                          </a:xfrm>
+                          <a:prstGeom prst="rect">
+                            <a:avLst/>
+                          </a:prstGeom>
+                          <a:solidFill>
+                            <a:srgbClr val="FFFFFF"/>
+                          </a:solidFill>
+                          <a:ln w="9525">
+                            <a:noFill/>
+                            <a:miter lim="800000"/>
+                            <a:headEnd/>
+                            <a:tailEnd/>
+                          </a:ln>
+                        </wps:spPr>
+                        <wps:txbx>
+                          <w:txbxContent>
+                            <w:p>
+                              <w:pPr>
+                                <w:jc w:val="both"/>
+                                <w:rPr>
+                                  <w:b/>
+                                  <w:sz w:val="20"/>
+                                </w:rPr>
+                              </w:pPr>
+                              <w:r>
+                                <w:rPr>
+                                  <w:b/>
+                                  <w:sz w:val="20"/>
+                                </w:rPr>
+                                <w:t>Nota: Los recaudos deben ser consignados por el representante legal, por una persona autorizada mediante poder notariado o, en su defecto, por un trabajador de la organización que presente los soportes que acrediten su vínculo laboral.</w:t>
+                              </w:r>
+                            </w:p>
+                          </w:txbxContent>
+                        </wps:txbx>
+                        <wps:bodyPr rot="0" vertOverflow="clip" horzOverflow="clip" vert="horz" wrap="square" lIns="91440" tIns="45720" rIns="91440" bIns="45720" anchor="t" anchorCtr="0">
+                          <a:noAutofit/>
+                        </wps:bodyPr>
+                      </wps:wsp>
+                    </wpg:wgp>
+                  </a:graphicData>
+                </a:graphic>
+              </wp:anchor>
+            </w:drawing>
+          </mc:Choice>
+          <mc:Fallback>
+            <w:pict>
+              <v:group w14:anchorId="7626E038" id="Grupo 2" o:spid="_x0000_s1026" style="position:absolute;margin-left:-55.05pt;margin-top:18.45pt;width:611.25pt;height:572.6pt;z-index:251660288" coordsize="77628,72720" o:gfxdata="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">
+                <v:shapetype id="_x0000_t75" coordsize="21600,21600" o:spt="75" o:preferrelative="t" path="m@4@5l@4@11@9@11@9@5xe" filled="f" stroked="f">
+                  <v:stroke joinstyle="miter"/>
+                  <v:formulas>
+                    <v:f eqn="if lineDrawn pixelLineWidth 0"/>
+                    <v:f eqn="sum @0 1 0"/>
+                    <v:f eqn="sum 0 0 @1"/>
+                    <v:f eqn="prod @2 1 2"/>
+                    <v:f eqn="prod @3 21600 pixelWidth"/>
+                    <v:f eqn="prod @3 21600 pixelHeight"/>
+                    <v:f eqn="sum @0 0 1"/>
+                    <v:f eqn="prod @6 1 2"/>
+                    <v:f eqn="prod @7 21600 pixelWidth"/>
+                    <v:f eqn="sum @8 21600 0"/>
+                    <v:f eqn="prod @7 21600 pixelHeight"/>
+                    <v:f eqn="sum @10 21600 0"/>
+                  </v:formulas>
+                  <v:path o:extrusionok="f" gradientshapeok="t" o:connecttype="rect"/>
+                  <o:lock v:ext="edit" aspectratio="t"/>
+                </v:shapetype>
+                <v:shape id="Imagen 13" o:spid="_x0000_s1027" type="#_x0000_t75" style="position:absolute;width:77628;height:67437;visibility:visible;mso-wrap-style:square" o:gfxdata="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">
+                  <v:imagedata r:id="rId6" o:title=""/>
+                </v:shape>
+                <v:shapetype id="_x0000_t202" coordsize="21600,21600" o:spt="202" path="m,l,21600r21600,l21600,xe">
+                  <v:stroke joinstyle="miter"/>
+                  <v:path gradientshapeok="t" o:connecttype="rect"/>
+                </v:shapetype>
+                <v:shape id="Cuadro de texto 1" o:spid="_x0000_s1028" type="#_x0000_t202" style="position:absolute;left:6485;top:66878;width:65494;height:5842;visibility:visible;mso-wrap-style:square;v-text-anchor:top" o:gfxdata="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" stroked="f">
+                  <v:textbox>
+                    <w:txbxContent>
+                      <w:p>
+                        <w:pPr>
+                          <w:jc w:val="both"/>
+                          <w:rPr>
+                            <w:b/>
+                            <w:sz w:val="20"/>
+                          </w:rPr>
+                        </w:pPr>
+                        <w:r>
+                          <w:rPr>
+                            <w:b/>
+                            <w:sz w:val="20"/>
+                          </w:rPr>
+                          <w:t>Nota: Los recaudos deben ser consignados por el representante legal, por una persona autorizada mediante poder notariado o, en su defecto, por un trabajador de la organización que presente los soportes que acrediten su vínculo laboral.</w:t>
+                        </w:r>
+                      </w:p>
+                    </w:txbxContent>
+                  </v:textbox>
+                </v:shape>
+              </v:group>
+            </w:pict>
+          </mc:Fallback>
+        </mc:AlternateContent>
       </w:r>
     </w:p>
     <w:p/>
@@ -1456,9 +1499,11 @@
   <w:rsids>
     <w:rsidRoot w:val="00DF33DE"/>
     <w:rsid w:val="00020C8B"/>
+    <w:rsid w:val="00025833"/>
     <w:rsid w:val="0003665C"/>
     <w:rsid w:val="001129C8"/>
     <w:rsid w:val="00323410"/>
+    <w:rsid w:val="00340FEA"/>
     <w:rsid w:val="00707776"/>
     <w:rsid w:val="007866DF"/>
     <w:rsid w:val="00A9289E"/>
